--- a/src/OpenXmlHtml.Tests/Samples/WordSamples.HeadersAndFooters.Net.verified.docx
+++ b/src/OpenXmlHtml.Tests/Samples/WordSamples.HeadersAndFooters.Net.verified.docx
@@ -8,6 +8,8 @@
       </w:r>
     </w:p>
     <w:sectPr>
+      <w:pgSz w:w="11906" w:h="16838"/>
+      <w:pgMar w:top="1440" w:right="1440" w:bottom="1440" w:left="1440" w:header="720" w:footer="720" w:gutter="0"/>
       <w:headerReference xmlns:r="http://schemas.openxmlformats.org/officeDocument/2006/relationships" w:type="default" r:id="DeterministicId2"/>
       <w:footerReference xmlns:r="http://schemas.openxmlformats.org/officeDocument/2006/relationships" w:type="default" r:id="DeterministicId1"/>
     </w:sectPr>

--- a/src/OpenXmlHtml.Tests/Samples/WordSamples.HeadersAndFooters.Net.verified.docx
+++ b/src/OpenXmlHtml.Tests/Samples/WordSamples.HeadersAndFooters.Net.verified.docx
@@ -20,6 +20,9 @@
 <file path=word/footer1.xml><?xml version="1.0" encoding="utf-8"?>
 <w:ftr xmlns:w="http://schemas.openxmlformats.org/wordprocessingml/2006/main">
   <w:p>
+    <w:pPr>
+      <w:jc w:val="center"/>
+    </w:pPr>
     <w:r>
       <w:rPr>
         <w:color w:val="808080"/>
@@ -34,6 +37,9 @@
 <file path=word/header1.xml><?xml version="1.0" encoding="utf-8"?>
 <w:hdr xmlns:w="http://schemas.openxmlformats.org/wordprocessingml/2006/main">
   <w:p>
+    <w:pPr>
+      <w:jc w:val="center"/>
+    </w:pPr>
     <w:r>
       <w:rPr>
         <w:b/>
